--- a/storage/rag_knowledge/home.iitd.ac.in/research.docx
+++ b/storage/rag_knowledge/home.iitd.ac.in/research.docx
@@ -69,14 +69,10 @@
           <w:i/>
           <w:sz w:val="18"/>
         </w:rPr>
-        <w:t>Source file: newsletter-apr-26-issue.md</w:t>
+        <w:t>Source: newsletter-apr-26-issue.md</w:t>
       </w:r>
     </w:p>
-    <w:p>
-      <w:r>
-        <w:t>————————————————————————————————————————</w:t>
-      </w:r>
-    </w:p>
+    <w:p/>
     <w:p>
       <w:pPr>
         <w:pStyle w:val="Heading2"/>
@@ -101,14 +97,10 @@
           <w:i/>
           <w:sz w:val="18"/>
         </w:rPr>
-        <w:t>Source file: newsletter-apr-26-issue.md</w:t>
+        <w:t>Source: newsletter-apr-26-issue.md</w:t>
       </w:r>
     </w:p>
-    <w:p>
-      <w:r>
-        <w:t>————————————————————————————————————————</w:t>
-      </w:r>
-    </w:p>
+    <w:p/>
     <w:p>
       <w:pPr>
         <w:pStyle w:val="Heading2"/>
@@ -133,14 +125,10 @@
           <w:i/>
           <w:sz w:val="18"/>
         </w:rPr>
-        <w:t>Source file: newsletter-apr-26-issue.md</w:t>
+        <w:t>Source: newsletter-apr-26-issue.md</w:t>
       </w:r>
     </w:p>
-    <w:p>
-      <w:r>
-        <w:t>————————————————————————————————————————</w:t>
-      </w:r>
-    </w:p>
+    <w:p/>
     <w:p>
       <w:pPr>
         <w:pStyle w:val="Heading2"/>
@@ -183,46 +171,10 @@
           <w:i/>
           <w:sz w:val="18"/>
         </w:rPr>
-        <w:t>Source file: newsletter-apr-26-issue.md</w:t>
+        <w:t>Source: newsletter-apr-26-issue.md</w:t>
       </w:r>
     </w:p>
-    <w:p>
-      <w:r>
-        <w:t>————————————————————————————————————————</w:t>
-      </w:r>
-    </w:p>
-    <w:p>
-      <w:pPr>
-        <w:pStyle w:val="Heading2"/>
-      </w:pPr>
-      <w:r>
-        <w:t>Page 11</w:t>
-      </w:r>
-    </w:p>
-    <w:p>
-      <w:r>
-        <w:t>IRD Student Schemes Memorandum of Understanding (MoU) IRD New Initiatives • IRD Startup Action &amp; Discover &amp; Learn (1-2-3-4) • Healthcare Technologies Jointly Developed by IIT Delhi and AIIMS Showcased A total of eight new student projects were supported for funding in varied areas of research starting from March 2, 2026. Of these, three projects namely AI-Powered Intelligence for Indian Real Estate Valuation, Photonic Tensor Core Design, and Radar Transmitter IC for Short-Range Sensing Systems are under student startup action, and five are Discover &amp; Learn (1-2-3-4) projects in the thrust areas of Recombinant Bacterial System for Lignin Decomposition, FinLLM India, Electric Bicycle and Retrofit Kit for Short Distance Mobility, Smarter Laser System for Uniform Material Processing, and Low-cost infusion pump. • IIT Delhi and Department of Youth Affairs, Ministry of Youth Affairs and Sports (MoYAS), GoI signed an MoU on January 06, 2026, for organising Aarohan 2026, an international, multidisciplinary seminar exploring how youth-led innovation is reshaping India’s global presence. • IIT Delhi and Stichting Blockchain for Impact Foundation, Netherlands, signed an MoU on February 4, 2026, to establish the National MedTech Acceleration Hub (NAMAH) at IIT Delhi through the ICMR -DHR MedTech Product Development and Acceleration Gateway of India (mPragati). NAMHA was launched in the presence of Shri Sandeep Nailwal (Co-founder, BFI), Prof. Ashwini Agrawal, and Dr. Gaurav Singh and it aims to accelerate the translational pathway from Technology Readiness Levels (TRL) 2 to 7. • Streamlining Payment Process for Consumable Items On the occasion of the 5th AIIMS Annual Research Day on January 30, 2026, Prof. Ashwini K. Agrawal, Dean (R&amp;D), IIT Delhi, participated in a panel discussion titled “The Need to Dream Big: Grand Challenges.” Nearly 10 healthcare technologies jointly developed by IIT Delhi and AIIMS, New Delhi were also showcased. These included: painless intraocular drug delivery systems; wearable electronics for swallow-graphy; design and fabrication of auxetic vascular stents; transcranial direct current stimulation (tDCS) for the treatment of major depression; an AI model for detecting malignant potential of pulmonary nodules in sarcoma; a digital visual acuity test for pre-verbal children; virtual reality (VR)–assisted 3D endoscopes for minimal-access (laparoscopic) surgery; a low-cost, lightweight polycentric polymeric knee joint (PPKJ); a high-fidelity bilayer colon simulation model for surgical training; and a biocompatible dressing for hypospadias repair. To further strengthen IIT Delhi-AIIMS collaboration, both have jointly established the “AIIMS–IIT Delhi HealthTech Accelerator”. To expedite the payment process for consumable items purchased from sponsored research projects/consultancy projects/other internal projects (related to IRD), all concerned PI/CI shall submit the duly filled Consumable Form (C -Form) along with supporting bills directly to IRD through the department dispatch number. There is no requirement to mention the serial number or make any entry in the register maintained by the storekeeper or in the office of the respective HoO/HoC/HoS. IRD will maintain department/centre/school-wise records after assigning the serial number on the C -Form. This procedure is effective from 15th December 2025. 9 Industrial Research and Development</w:t>
-      </w:r>
-    </w:p>
-    <w:p>
-      <w:r>
-        <w:t>&lt;!-- Source lines: 490-538 | Decision: KEEP --&gt;</w:t>
-      </w:r>
-    </w:p>
-    <w:p>
-      <w:r>
-        <w:rPr>
-          <w:i/>
-          <w:sz w:val="18"/>
-        </w:rPr>
-        <w:t>Source file: newsletter-apr-26-issue.md</w:t>
-      </w:r>
-    </w:p>
-    <w:p>
-      <w:r>
-        <w:t>————————————————————————————————————————</w:t>
-      </w:r>
-    </w:p>
+    <w:p/>
     <w:p>
       <w:pPr>
         <w:pStyle w:val="Heading2"/>
@@ -247,9 +199,10 @@
           <w:i/>
           <w:sz w:val="18"/>
         </w:rPr>
-        <w:t>Source file: newsletter-apr-26-issue.md</w:t>
+        <w:t>Source: newsletter-apr-26-issue.md</w:t>
       </w:r>
     </w:p>
+    <w:p/>
     <w:sectPr>
       <w:pgSz w:w="12240" w:h="15840"/>
       <w:pgMar w:top="1440" w:right="1800" w:bottom="1440" w:left="1800" w:header="720" w:footer="720" w:gutter="0"/>
